--- a/published/ai-organizations/01_organizational_systems/01_systems/study-guides/01_systems-practice_quiz.docx
+++ b/published/ai-organizations/01_organizational_systems/01_systems/study-guides/01_systems-practice_quiz.docx
@@ -4,7 +4,12 @@
   <w:body>
     <w:p>
       <w:r>
-        <w:t>Practice Quiz: Systems</w:t>
+        <w:t>Practice Quiz: Organizational Systems — Module 01: Systems</w:t>
+      </w:r>
+    </w:p>
+    <w:p>
+      <w:r>
+        <w:t>Name : _ _ _  Date : _ _ _</w:t>
       </w:r>
     </w:p>
     <w:p>
@@ -14,98 +19,99 @@
     </w:p>
     <w:p>
       <w:r>
-        <w:t>What is the primary role of Systems in Active Inference?</w:t>
+        <w:t>In Active Inference, what defines the boundary of an organizational system?   A) The organizational chart</w:t>
         <w:br/>
-        <w:t>A) To maximize reward</w:t>
+        <w:t>B) The Markov blanket — the set of states mediating interactions between inside and outside</w:t>
         <w:br/>
-        <w:t>B) To minimize variational free energy</w:t>
+        <w:t>C) The legal entity registration</w:t>
         <w:br/>
-        <w:t>C) To increase entropy</w:t>
-        <w:br/>
-        <w:t>D) To eliminate the Markov Blanket</w:t>
+        <w:t>D) The physical office location</w:t>
       </w:r>
     </w:p>
     <w:p>
       <w:r>
-        <w:t>In Organizations, Systems is best described as:</w:t>
+        <w:t>Which of the following is an example of a sensory state for a retail company?   A) A new advertising campaign launched by the company</w:t>
         <w:br/>
-        <w:t>A) A static property</w:t>
+        <w:t>B) Point-of-sale transaction data from customer purchases</w:t>
         <w:br/>
-        <w:t>B) A dynamic process</w:t>
+        <w:t>C) The company's internal employee training materials</w:t>
         <w:br/>
-        <w:t>C) An external state</w:t>
-        <w:br/>
-        <w:t>D) A random variable</w:t>
+        <w:t>D) The CEO's strategic vision document</w:t>
       </w:r>
     </w:p>
     <w:p>
       <w:r>
-        <w:t>Which mathematical quantity is most central to Systems?</w:t>
+        <w:t>An organization's generative model is best described as:   A) Its manufacturing process</w:t>
         <w:br/>
-        <w:t>A) The Lagrangian</w:t>
+        <w:t>B) Its collective understanding of how the external environment works</w:t>
         <w:br/>
-        <w:t>B) The expected free energy</w:t>
+        <w:t>C) Its annual budget</w:t>
         <w:br/>
-        <w:t>C) The surprisal</w:t>
-        <w:br/>
-        <w:t>D) The precision</w:t>
+        <w:t>D) Its data warehouse</w:t>
       </w:r>
     </w:p>
     <w:p>
       <w:r>
-        <w:t>How does Systems relate to the concept of the Generative Model?</w:t>
+        <w:t>Homeostasis in an organizational context means:   A) Maintaining the exact same strategy year after year</w:t>
         <w:br/>
-        <w:t>A) It is separate from the model</w:t>
+        <w:t>B) Keeping critical business variables (cash flow, talent, satisfaction) within viable bounds</w:t>
         <w:br/>
-        <w:t>B) It is a component of the model</w:t>
+        <w:t>C) Eliminating all sources of uncertainty</w:t>
         <w:br/>
-        <w:t>C) It destroys the model</w:t>
-        <w:br/>
-        <w:t>D) It is only relevant for the environment</w:t>
+        <w:t>D) Perfectly predicting all market movements</w:t>
       </w:r>
     </w:p>
     <w:p>
       <w:r>
-        <w:t>A failure in Systems would likely result in:</w:t>
+        <w:t>A team within a larger corporation represents a:   A) Violation of the Markov blanket principle</w:t>
         <w:br/>
-        <w:t>A) Perfect prediction</w:t>
+        <w:t>B) Nested system with its own Markov blanket embedded within the corporate blanket</w:t>
         <w:br/>
-        <w:t>B) Generalized surprise</w:t>
+        <w:t>C) An external state of the broader organization</w:t>
         <w:br/>
-        <w:t>C) Immediate death of the agent</w:t>
-        <w:br/>
-        <w:t>D) Zero entropy</w:t>
+        <w:t>D) A fixed, unchanging component</w:t>
       </w:r>
     </w:p>
     <w:p>
       <w:r>
-        <w:t>Which scale is most relevant for analyzing Systems in this course?</w:t>
+        <w:t>When a company cannot directly observe customer satisfaction but must infer it from survey data and purchase patterns, this illustrates:   A) A failure of the company's IT systems</w:t>
         <w:br/>
-        <w:t>A) Quantum</w:t>
+        <w:t>B) The fundamental nature of inference — the organization accesses hidden states only through sensory observations</w:t>
         <w:br/>
-        <w:t>B) Neural</w:t>
+        <w:t>C) That customer satisfaction is unimportant</w:t>
         <w:br/>
-        <w:t>C) Social</w:t>
-        <w:br/>
-        <w:t>D) All of the above</w:t>
+        <w:t>D) The organization has no Markov blanket</w:t>
       </w:r>
     </w:p>
     <w:p>
       <w:r>
-        <w:t>Systems connects directly to which other component?</w:t>
+        <w:t>Toyota's embedded kaizen philosophy is an example of:   A) An external state imposed by regulators</w:t>
         <w:br/>
-        <w:t>A) The step before it</w:t>
+        <w:t>B) A sensory state that enters the organization</w:t>
         <w:br/>
-        <w:t>B) The step after it</w:t>
+        <w:t>C) An internal state — deeply embedded knowledge that shapes organizational behavior</w:t>
         <w:br/>
-        <w:t>C) Both A and B</w:t>
-        <w:br/>
-        <w:t>D) None of the above</w:t>
+        <w:t>D) An active state directed at the market</w:t>
       </w:r>
     </w:p>
     <w:p>
       <w:r>
-        <w:t>Part B: Short Answer</w:t>
+        <w:t>Part B: Short Analysis</w:t>
+      </w:r>
+    </w:p>
+    <w:p>
+      <w:r>
+        <w:t>A technology company discovers that its largest competitor has launched a product identical to one it has been developing in stealth mode for two years. Using the Markov blanket framework, analyze how this "sensory signal" (the market news) will propagate through the organization's internal states and result in changes to its active states (strategic actions). What factors determine how quickly and effectively the organization responds?</w:t>
+      </w:r>
+    </w:p>
+    <w:p>
+      <w:r>
+        <w:t>An established brick-and-mortar retailer is struggling to compete with online platforms. The CEO says: "We need to completely rethink our boundaries — what's inside and outside our organization." Using the concept of the organizational Markov blanket, propose three specific changes to the company's boundary (sensory states, active states, or internal states) that could help it adapt.</w:t>
+      </w:r>
+    </w:p>
+    <w:p>
+      <w:r>
+        <w:t>You are managing the integration of two companies following a merger. Division A (from the acquiring company) and Division B (from the acquired company) have very different cultures, processes, and customer bases. Using the nested systems framework, describe the challenges of merging their Markov blankets. What happens when two internal states (e.g., two conflicting corporate cultures) must become one? Propose a phased approach to integration.</w:t>
       </w:r>
     </w:p>
     <w:sectPr>
